--- a/docs/Wasabi_SmartSync連携_移行説明資料.docx
+++ b/docs/Wasabi_SmartSync連携_移行説明資料.docx
@@ -3437,7 +3437,7 @@
                 <w:color w:val="375623"/>
                 <w:sz w:val="20"/>
               </w:rPr>
-              <w:t>SmartSync の Firestore を唯一のデータソースとし、Wasabi 独自の収集・DB を廃止する（SmartSync は Backlog・Slack・Google Meet 議事録の全データを収集済みであり、データ欠損のリスクなし）</w:t>
+              <w:t>SmartSync の Firestore を唯一のデータストア（保存先）とし、Wasabi 独自の DB を廃止する。収集ロジックは SmartSync がカバーできない範囲（カレンダー添付の議事録・参加チャンネルの自動追従・個人／メンバー軸の Backlog 活動）を Wasabi が補完的に維持し、収集結果は SmartSync Firestore に格納する</w:t>
             </w:r>
           </w:p>
         </w:tc>
